--- a/docs/04_RankUp_Questions_Business_QA.docx
+++ b/docs/04_RankUp_Questions_Business_QA.docx
@@ -35,7 +35,7 @@
           <w:sz w:val="21"/>
           <w:szCs w:val="21"/>
         </w:rPr>
-        <w:t xml:space="preserve">Current implemented rules · 26 Jul 2026</w:t>
+        <w:t xml:space="preserve">Current implemented rules · 29 Aug 2026</w:t>
       </w:r>
     </w:p>
     <w:p>
@@ -3114,7 +3114,7 @@
                 <w:sz w:val="17"/>
                 <w:szCs w:val="17"/>
               </w:rPr>
-              <w:t xml:space="preserve">At least 2 options; at least 1 correct.</w:t>
+              <w:t xml:space="preserve">At least 2 options; at least 1 correct. Quiz scoring awards floored proportional marks per correctly selected expected option (see Quizzes QA).</w:t>
             </w:r>
           </w:p>
         </w:tc>
@@ -3222,7 +3222,7 @@
                 <w:sz w:val="17"/>
                 <w:szCs w:val="17"/>
               </w:rPr>
-              <w:t xml:space="preserve">At least 1 accepted answer; accepted answers hidden before attempt submission.</w:t>
+              <w:t xml:space="preserve">At least 1 accepted answer; accepted answers hidden before attempt submission. Quiz scoring: a full accepted-answer match auto-awards full marks; a non-full match is not auto-marked and follows AllowAiReview / AllowTeacherReview (see Quizzes QA).</w:t>
             </w:r>
           </w:p>
         </w:tc>
@@ -3276,7 +3276,7 @@
                 <w:sz w:val="17"/>
                 <w:szCs w:val="17"/>
               </w:rPr>
-              <w:t xml:space="preserve">Open text; no options required. Teacher/AI review on quiz attempts (see Quizzes QA).</w:t>
+              <w:t xml:space="preserve">Open text; no options required. Never auto-marked from a predefined answer. Teacher/AI review on quiz attempts (see Quizzes QA).</w:t>
             </w:r>
           </w:p>
         </w:tc>
@@ -3384,7 +3384,7 @@
                 <w:sz w:val="17"/>
                 <w:szCs w:val="17"/>
               </w:rPr>
-              <w:t xml:space="preserve">Even option count (≥4); lefts first, then matching rights. Authoring uses pair rows (left ↔ right). Option shuffle disabled.</w:t>
+              <w:t xml:space="preserve">Even option count (≥4); lefts first, then matching rights. Authoring uses pair rows (left ↔ right). Option shuffle disabled. Quiz scoring awards floored proportional marks per correctly matched pair (see Quizzes QA).</w:t>
             </w:r>
           </w:p>
         </w:tc>
@@ -3438,7 +3438,7 @@
                 <w:sz w:val="17"/>
                 <w:szCs w:val="17"/>
               </w:rPr>
-              <w:t xml:space="preserve">At least 2 ordered items (top to bottom). Option shuffle disabled.</w:t>
+              <w:t xml:space="preserve">At least 2 ordered items (top to bottom). Option shuffle disabled. Quiz scoring awards floored proportional marks per correctly placed item (see Quizzes QA).</w:t>
             </w:r>
           </w:p>
         </w:tc>
